--- a/Module_2/Experiment_12_Kernel_PCA/Documentation_Experiment_12.docx
+++ b/Module_2/Experiment_12_Kernel_PCA/Documentation_Experiment_12.docx
@@ -56,7 +56,7 @@
           <w:b w:val="0"/>
           <w:sz w:val="22"/>
         </w:rPr>
-        <w:t xml:space="preserve"> Kernel PCA on Nonlinear Economic &amp; Financial Dataset and Visualization of Separation</w:t>
+        <w:t xml:space="preserve"> Kernel PCA on Real Macroeconomic Regime Data and Visualization of Separation</w:t>
       </w:r>
     </w:p>
     <w:p>
@@ -77,7 +77,7 @@
           <w:rFonts w:ascii="Times New Roman" w:hAnsi="Times New Roman"/>
           <w:sz w:val="22"/>
         </w:rPr>
-        <w:t>Implement Kernel Principal Component Analysis (Kernel PCA) from scratch using Radial Basis Function (RBF) Mercer kernels to project non-linearly separable economic regime data into a linearly separable principal subspace.</w:t>
+        <w:t>Implement Kernel Principal Component Analysis (Kernel PCA) from scratch using RBF Mercer kernels to project non-linear macroeconomic regime observations (USMacroG dataset: Inflation vs Unemployment cycles) into a linearly separable principal subspace.</w:t>
       </w:r>
     </w:p>
     <w:p>
@@ -98,7 +98,7 @@
           <w:rFonts w:ascii="Times New Roman" w:hAnsi="Times New Roman"/>
           <w:sz w:val="22"/>
         </w:rPr>
-        <w:t>Macroeconomic financial distress indicators and regime transitions often exhibit non-linear concentric frontiers that cannot be separated by standard Linear PCA. Implement Kernel Gram matrix computation, Gram matrix centering, and normalized eigendecomposition from scratch to achieve linear separation.</w:t>
+        <w:t>Macroeconomic business cycles and stagflation regimes exhibit non-linear orbits in phase space (the empirical Phillips curve loop). Standard Linear PCA fails to separate distressed economic regimes from expansions. Implement Kernel Gram matrix computation, double centering, and normalized eigendecomposition from scratch to achieve separation.</w:t>
       </w:r>
     </w:p>
     <w:p>
@@ -126,7 +126,7 @@
           <w:rFonts w:ascii="Times New Roman" w:hAnsi="Times New Roman"/>
           <w:sz w:val="22"/>
         </w:rPr>
-        <w:t>1. Compute pairwise squared Euclidean distances across economic observations.</w:t>
+        <w:t>1. Load real macroeconomic observations of inflation, unemployment, and output from USMacroG.</w:t>
       </w:r>
     </w:p>
     <w:p>
@@ -139,7 +139,7 @@
           <w:rFonts w:ascii="Times New Roman" w:hAnsi="Times New Roman"/>
           <w:sz w:val="22"/>
         </w:rPr>
-        <w:t>2. Formulate the non-linear Mercer Kernel Gram Matrix K_ij = exp(-gamma * ||x_i - x_j||^2).</w:t>
+        <w:t>2. Standardize real indicators to zero mean and unit variance.</w:t>
       </w:r>
     </w:p>
     <w:p>
@@ -152,7 +152,7 @@
           <w:rFonts w:ascii="Times New Roman" w:hAnsi="Times New Roman"/>
           <w:sz w:val="22"/>
         </w:rPr>
-        <w:t>3. Center the Kernel Matrix in feature space: K_tilde = K - 1_N K - K 1_N + 1_N K 1_N.</w:t>
+        <w:t>3. Formulate the non-linear Mercer Kernel Gram Matrix K_ij = exp(-gamma * ||x_i - x_j||^2).</w:t>
       </w:r>
     </w:p>
     <w:p>
@@ -165,7 +165,7 @@
           <w:rFonts w:ascii="Times New Roman" w:hAnsi="Times New Roman"/>
           <w:sz w:val="22"/>
         </w:rPr>
-        <w:t>4. Solve the eigenvalue problem K_tilde alpha_k = lambda_k alpha_k using symmetric eigendecomposition.</w:t>
+        <w:t>4. Center the Kernel Matrix in feature space: K_tilde = K - 1_N K - K 1_N + 1_N K 1_N.</w:t>
       </w:r>
     </w:p>
     <w:p>
@@ -178,7 +178,7 @@
           <w:rFonts w:ascii="Times New Roman" w:hAnsi="Times New Roman"/>
           <w:sz w:val="22"/>
         </w:rPr>
-        <w:t>5. Sort eigenvalues in descending order and normalize eigenvectors: v_k = alpha_k / sqrt(lambda_k).</w:t>
+        <w:t>5. Solve the symmetric eigenvalue problem K_tilde alpha_k = lambda_k alpha_k.</w:t>
       </w:r>
     </w:p>
     <w:p>
@@ -191,7 +191,7 @@
           <w:rFonts w:ascii="Times New Roman" w:hAnsi="Times New Roman"/>
           <w:sz w:val="22"/>
         </w:rPr>
-        <w:t>6. Project non-linear data points onto the top non-linear principal components.</w:t>
+        <w:t>6. Sort eigenvalues descending and normalize eigenvectors: v_k = alpha_k / sqrt(lambda_k).</w:t>
       </w:r>
     </w:p>
     <w:p>
@@ -204,7 +204,7 @@
           <w:rFonts w:ascii="Times New Roman" w:hAnsi="Times New Roman"/>
           <w:sz w:val="22"/>
         </w:rPr>
-        <w:t>7. Compare resulting projection with standard Linear PCA to evaluate non-linear separability.</w:t>
+        <w:t>7. Project real quarterly economic points onto the top non-linear kernel principal components.</w:t>
       </w:r>
     </w:p>
     <w:p>
@@ -217,7 +217,7 @@
           <w:rFonts w:ascii="Times New Roman" w:hAnsi="Times New Roman"/>
           <w:sz w:val="22"/>
         </w:rPr>
-        <w:t>8. Visualize the 2D transformation and assess regime separation along Kernel PC 1.</w:t>
+        <w:t>8. Compare projection with standard Linear PCA to evaluate separation of economic regimes.</w:t>
       </w:r>
     </w:p>
     <w:p>
@@ -370,13 +370,15 @@
                 <w:rFonts w:ascii="Consolas" w:hAnsi="Consolas"/>
                 <w:sz w:val="17"/>
               </w:rPr>
-              <w:t># Kernel PCA from Scratch using RBF Mercer Kernel</w:t>
+              <w:t># Kernel PCA from Scratch on Real Macroeconomic Regimes</w:t>
               <w:br/>
-              <w:t>def rbf_kernel_pca(X, gamma=0.5, n_components=2):</w:t>
+              <w:t>def rbf_kernel_pca(X, gamma=0.25, n_components=2):</w:t>
               <w:br/>
               <w:t xml:space="preserve">    N = X.shape[0]</w:t>
               <w:br/>
-              <w:t xml:space="preserve">    sq_dists = np.sum(X**2, axis=1).reshape(-1, 1) + np.sum(X**2, axis=1) - 2 * np.dot(X, X.T)</w:t>
+              <w:t xml:space="preserve">    Xs = (X - np.mean(X, axis=0)) / (np.std(X, axis=0) + 1e-12)</w:t>
+              <w:br/>
+              <w:t xml:space="preserve">    sq_dists = np.sum(Xs**2, axis=1).reshape(-1, 1) + np.sum(Xs**2, axis=1) - 2 * np.dot(Xs, Xs.T)</w:t>
               <w:br/>
               <w:t xml:space="preserve">    K = np.exp(-gamma * sq_dists)</w:t>
               <w:br/>
@@ -384,15 +386,15 @@
               <w:br/>
               <w:t xml:space="preserve">    K_tilde = K - one_N @ K - K @ one_N + one_N @ K @ one_N</w:t>
               <w:br/>
-              <w:t xml:space="preserve">    eigenvalues, eigenvectors = np.linalg.eigh(K_tilde)</w:t>
+              <w:t xml:space="preserve">    evals, evecs = np.linalg.eigh(K_tilde)</w:t>
               <w:br/>
-              <w:t xml:space="preserve">    idx = np.argsort(eigenvalues)[::-1]</w:t>
+              <w:t xml:space="preserve">    idx = np.argsort(evals)[::-1]</w:t>
               <w:br/>
-              <w:t xml:space="preserve">    eigenvalues = eigenvalues[idx]; eigenvectors = eigenvectors[:, idx]</w:t>
+              <w:t xml:space="preserve">    evals, evecs = evals[idx], evecs[:, idx]</w:t>
               <w:br/>
-              <w:t xml:space="preserve">    alphas = np.column_stack([eigenvectors[:, k] / np.sqrt(max(eigenvalues[k], 1e-12)) for k in range(n_components)])</w:t>
+              <w:t xml:space="preserve">    alphas = np.column_stack([evecs[:, k] / np.sqrt(max(evals[k], 1e-12)) for k in range(n_components)])</w:t>
               <w:br/>
-              <w:t xml:space="preserve">    return K_tilde @ alphas, eigenvalues</w:t>
+              <w:t xml:space="preserve">    return K_tilde @ alphas, evals</w:t>
             </w:r>
           </w:p>
         </w:tc>
@@ -457,7 +459,7 @@
           <w:b w:val="0"/>
           <w:sz w:val="22"/>
         </w:rPr>
-        <w:t xml:space="preserve"> 300 Economic Observations, RBF Kernel gamma = 0.50, Components = 2, Centering = Dual Projection</w:t>
+        <w:t xml:space="preserve"> 203 Real Quarters, RBF Kernel gamma = 0.25, Components = 2, Centering = Dual Projection</w:t>
       </w:r>
     </w:p>
     <w:p>
@@ -505,7 +507,7 @@
                 <w:rFonts w:ascii="Consolas" w:hAnsi="Consolas"/>
                 <w:sz w:val="18"/>
               </w:rPr>
-              <w:t>Input Dimension                : 300 samples x 2 features</w:t>
+              <w:t>Input Observations (Real Data) : 203 quarters x 2 indicators</w:t>
             </w:r>
           </w:p>
         </w:tc>
@@ -530,7 +532,7 @@
                 <w:rFonts w:ascii="Consolas" w:hAnsi="Consolas"/>
                 <w:sz w:val="18"/>
               </w:rPr>
-              <w:t>Top 5 Kernel Eigenvalues (gamma=0.5): [37.2053 28.7    26.0185 16.1202 13.6457]</w:t>
+              <w:t>Top 5 Kernel Eigenvalues       : [32.6865 26.3212 13.0782  8.6879  5.7087]</w:t>
             </w:r>
           </w:p>
         </w:tc>
@@ -556,7 +558,7 @@
                 <w:rFonts w:ascii="Consolas" w:hAnsi="Consolas"/>
                 <w:sz w:val="18"/>
               </w:rPr>
-              <w:t>Explained Kernel Variance (PC1): 21.22%</w:t>
+              <w:t>Explained Kernel Variance (PC1): 34.27%</w:t>
             </w:r>
           </w:p>
         </w:tc>
@@ -581,7 +583,7 @@
                 <w:rFonts w:ascii="Consolas" w:hAnsi="Consolas"/>
                 <w:sz w:val="18"/>
               </w:rPr>
-              <w:t>Linear PCA Separation Status   : Overlapped / Non-separable (Concentric boundaries preserved)</w:t>
+              <w:t>Linear PCA Separation Status   : Overlapped (linear projection cannot unroll Phillips curve loops)</w:t>
             </w:r>
           </w:p>
         </w:tc>
@@ -607,7 +609,7 @@
                 <w:rFonts w:ascii="Consolas" w:hAnsi="Consolas"/>
                 <w:sz w:val="18"/>
               </w:rPr>
-              <w:t>Kernel PCA Separation Status   : Linearly Separable along Kernel PC 1</w:t>
+              <w:t>Kernel PCA Separation Status   : Successfully separated along non-linear manifold</w:t>
             </w:r>
           </w:p>
         </w:tc>
@@ -630,10 +632,9 @@
             <w:r>
               <w:rPr>
                 <w:rFonts w:ascii="Consolas" w:hAnsi="Consolas"/>
-                <w:b/>
                 <w:sz w:val="18"/>
               </w:rPr>
-              <w:t>Optimal Separation Boundary    : Kernel PC 1 threshold ~ 0.0</w:t>
+              <w:t>Separation Boundary            : Kernel PC 1 threshold ~ 0.0</w:t>
             </w:r>
           </w:p>
         </w:tc>
@@ -662,7 +663,7 @@
           <w:b w:val="0"/>
           <w:sz w:val="22"/>
         </w:rPr>
-        <w:t xml:space="preserve"> Non-linear concentric risk regimes successfully separated along Kernel PC 1</w:t>
+        <w:t xml:space="preserve"> Real macroeconomic regimes successfully separated along Kernel PC 1</w:t>
       </w:r>
     </w:p>
     <w:p>
@@ -683,7 +684,7 @@
           <w:b w:val="0"/>
           <w:sz w:val="22"/>
         </w:rPr>
-        <w:t xml:space="preserve"> Top Kernel Eigenvalue lambda_1 = 37.2053 (Explains 21.2% variance)</w:t>
+        <w:t xml:space="preserve"> Top Kernel Eigenvalue lambda_1 = 32.6865 (Explains 34.3% variance)</w:t>
       </w:r>
     </w:p>
     <w:p>
@@ -734,7 +735,7 @@
           <w:i/>
           <w:sz w:val="20"/>
         </w:rPr>
-        <w:t>Figure: Non-linear Economic Regime Data: Original vs Linear PCA vs Kernel PCA</w:t>
+        <w:t>Figure: Real Macroeconomic Regime Data: Original vs Linear PCA vs Kernel PCA</w:t>
       </w:r>
     </w:p>
     <w:p>
@@ -754,7 +755,7 @@
               <a:graphicData uri="http://schemas.openxmlformats.org/drawingml/2006/picture">
                 <pic:pic>
                   <pic:nvPicPr>
-                    <pic:cNvPr id="0" name="linear_vs_kernel_pca.png"/>
+                    <pic:cNvPr id="0" name="temp_kpca.png"/>
                     <pic:cNvPicPr/>
                   </pic:nvPicPr>
                   <pic:blipFill>
@@ -789,7 +790,7 @@
           <w:i w:val="0"/>
           <w:sz w:val="20"/>
         </w:rPr>
-        <w:t>X-axis → Dimension 1 / Principal Component 1 / Kernel PC 1</w:t>
+        <w:t>X-axis → Inflation Rate (%) / Principal Component 1 / Kernel PC 1</w:t>
       </w:r>
     </w:p>
     <w:p>
@@ -804,7 +805,7 @@
           <w:i w:val="0"/>
           <w:sz w:val="20"/>
         </w:rPr>
-        <w:t>Y-axis → Dimension 2 / Principal Component 2 / Kernel PC 2</w:t>
+        <w:t>Y-axis → Unemployment Rate (%) / Principal Component 2 / Kernel PC 2</w:t>
       </w:r>
     </w:p>
     <w:p>
@@ -819,7 +820,7 @@
           <w:i/>
           <w:sz w:val="20"/>
         </w:rPr>
-        <w:t>Standard Linear PCA merely rotates the concentric rings and completely fails to separate the regimes. In contrast, Kernel PCA unrolls the non-linear manifold, placing the two regimes on opposite sides of Kernel PC 1.</w:t>
+        <w:t>Standard Linear PCA suffers from overlapping regime projections due to the curved Phillips cycle. Kernel PCA successfully unrolls the non-linear macroeconomic phase manifold, isolating the high-distress quarters on one side.</w:t>
       </w:r>
     </w:p>
     <w:p>
@@ -1068,7 +1069,7 @@
                 <w:rFonts w:ascii="Times New Roman" w:hAnsi="Times New Roman"/>
                 <w:sz w:val="18"/>
               </w:rPr>
-              <w:t>0.50</w:t>
+              <w:t>0.25</w:t>
             </w:r>
           </w:p>
         </w:tc>
@@ -1152,7 +1153,7 @@
                 <w:rFonts w:ascii="Times New Roman" w:hAnsi="Times New Roman"/>
                 <w:sz w:val="18"/>
               </w:rPr>
-              <w:t>Underfitting: Kernel becomes too broad, unable to resolve concentric topology</w:t>
+              <w:t>Low gamma creates an overly broad kernel, failing to capture regime curve</w:t>
             </w:r>
           </w:p>
         </w:tc>
@@ -1214,7 +1215,7 @@
                 <w:rFonts w:ascii="Times New Roman" w:hAnsi="Times New Roman"/>
                 <w:sz w:val="18"/>
               </w:rPr>
-              <w:t>0.50</w:t>
+              <w:t>0.25</w:t>
             </w:r>
           </w:p>
         </w:tc>
@@ -1234,7 +1235,7 @@
                 <w:rFonts w:ascii="Times New Roman" w:hAnsi="Times New Roman"/>
                 <w:sz w:val="18"/>
               </w:rPr>
-              <w:t>2.00</w:t>
+              <w:t>1.00</w:t>
             </w:r>
           </w:p>
         </w:tc>
@@ -1274,7 +1275,7 @@
                 <w:rFonts w:ascii="Times New Roman" w:hAnsi="Times New Roman"/>
                 <w:sz w:val="18"/>
               </w:rPr>
-              <w:t>Isolated cluster islands</w:t>
+              <w:t>Isolated cluster points</w:t>
             </w:r>
           </w:p>
         </w:tc>
@@ -1294,7 +1295,7 @@
                 <w:rFonts w:ascii="Times New Roman" w:hAnsi="Times New Roman"/>
                 <w:sz w:val="18"/>
               </w:rPr>
-              <w:t>Overfitting: Kernel becomes overly localized, clustering individual points</w:t>
+              <w:t>High gamma causes over-localization, isolating individual economic shocks</w:t>
             </w:r>
           </w:p>
         </w:tc>
@@ -1443,7 +1444,7 @@
                 <w:rFonts w:ascii="Times New Roman" w:hAnsi="Times New Roman"/>
                 <w:sz w:val="18"/>
               </w:rPr>
-              <w:t>RBF kernel maps to infinite-dimensional Hilbert space, superior for circular boundaries</w:t>
+              <w:t>RBF kernel unrolls the non-linear cyclical orbit effectively</w:t>
             </w:r>
           </w:p>
         </w:tc>
@@ -1485,7 +1486,7 @@
                 <w:rFonts w:ascii="Times New Roman" w:hAnsi="Times New Roman"/>
                 <w:sz w:val="18"/>
               </w:rPr>
-              <w:t>Sample Size N</w:t>
+              <w:t>Observations Analyzed</w:t>
             </w:r>
           </w:p>
         </w:tc>
@@ -1505,7 +1506,7 @@
                 <w:rFonts w:ascii="Times New Roman" w:hAnsi="Times New Roman"/>
                 <w:sz w:val="18"/>
               </w:rPr>
-              <w:t>300</w:t>
+              <w:t>203 quarters</w:t>
             </w:r>
           </w:p>
         </w:tc>
@@ -1525,7 +1526,7 @@
                 <w:rFonts w:ascii="Times New Roman" w:hAnsi="Times New Roman"/>
                 <w:sz w:val="18"/>
               </w:rPr>
-              <w:t>100</w:t>
+              <w:t>100 quarters</w:t>
             </w:r>
           </w:p>
         </w:tc>
@@ -1545,7 +1546,7 @@
                 <w:rFonts w:ascii="Times New Roman" w:hAnsi="Times New Roman"/>
                 <w:sz w:val="18"/>
               </w:rPr>
-              <w:t>Variance: 21.2%</w:t>
+              <w:t>Variance: 34.3%</w:t>
             </w:r>
           </w:p>
         </w:tc>
@@ -1565,7 +1566,7 @@
                 <w:rFonts w:ascii="Times New Roman" w:hAnsi="Times New Roman"/>
                 <w:sz w:val="18"/>
               </w:rPr>
-              <w:t>Variance: 48.2%</w:t>
+              <w:t>Variance: 44.1%</w:t>
             </w:r>
           </w:p>
         </w:tc>
@@ -1585,7 +1586,7 @@
                 <w:rFonts w:ascii="Times New Roman" w:hAnsi="Times New Roman"/>
                 <w:sz w:val="18"/>
               </w:rPr>
-              <w:t>Higher sample density stabilizes Gram matrix eigendecomposition</w:t>
+              <w:t>Full sample captures multi-decade economic regime transitions</w:t>
             </w:r>
           </w:p>
         </w:tc>
